--- a/swh/docx/29.content.docx
+++ b/swh/docx/29.content.docx
@@ -19,7 +19,7 @@
         <w:rPr>
           <w:lang w:val="sw_KE" w:bidi="sw_KE"/>
         </w:rPr>
-        <w:t>Resource: Maelezo ya Masomo - Machapisho ya Vitabu (Tyndale)</w:t>
+        <w:t>Resource: Tyndale Open Study Notes</w:t>
       </w:r>
       <w:r>
         <w:rPr>
@@ -112,7 +112,7 @@
         <w:rPr>
           <w:lang w:val="sw_KE" w:bidi="sw_KE"/>
         </w:rPr>
-        <w:t>Maelezo ya Masomo - Machapisho ya Vitabu (Tyndale)</w:t>
+        <w:t>Tyndale Open Study Notes</w:t>
       </w:r>
     </w:p>
     <w:p>

--- a/swh/docx/29.content.docx
+++ b/swh/docx/29.content.docx
@@ -19,7 +19,7 @@
         <w:rPr>
           <w:lang w:val="sw_KE" w:bidi="sw_KE"/>
         </w:rPr>
-        <w:t>Resource: Tyndale Open Study Notes</w:t>
+        <w:t>Resource: Aquifer Open Study Notes (Book Intros)</w:t>
       </w:r>
       <w:r>
         <w:rPr>
@@ -112,7 +112,7 @@
         <w:rPr>
           <w:lang w:val="sw_KE" w:bidi="sw_KE"/>
         </w:rPr>
-        <w:t>Tyndale Open Study Notes</w:t>
+        <w:t>Aquifer Open Study Notes (Book Intros)</w:t>
       </w:r>
     </w:p>
     <w:p>

--- a/swh/docx/29.content.docx
+++ b/swh/docx/29.content.docx
@@ -323,36 +323,24 @@
         </w:rPr>
         <w:t>Kitabu cha Yoeli kinajumuisha sehemu mbili zinazokaribiana kwa urefu. Katika sehemu ya kwanza (</w:t>
       </w:r>
-      <w:hyperlink r:id="rId13">
-        <w:r>
-          <w:rPr>
-            <w:lang w:val="sw_KE" w:bidi="sw_KE"/>
-          </w:rPr>
-          <w:rPr>
-            <w:color w:val="0000EE"/>
-            <w:u w:val="single"/>
-          </w:rPr>
-          <w:t>1:1–2:17</w:t>
-        </w:r>
-      </w:hyperlink>
+      <w:r>
+        <w:rPr>
+          <w:lang w:val="sw_KE" w:bidi="sw_KE"/>
+        </w:rPr>
+        <w:t>1:1–2:17</w:t>
+      </w:r>
       <w:r>
         <w:rPr>
           <w:lang w:val="sw_KE" w:bidi="sw_KE"/>
         </w:rPr>
         <w:t xml:space="preserve">), nabii anaelezea janga la nzige lililoharibu Yuda na Yerusalemu. Janga hilo lilikuwa kali sana kiasi kwamba liliangamiza nchi nzima, likiharibu nafaka, mizabibu, na miti. Athari za janga hilo ziliongezeka zaidi na ukame uliouacha nchi ikiwa kavu na kuungua. Kwa sababu hiyo, binadamu na wanyama walilia kwa njaa, na watu hawakuwa na chochote cha kupeleka hekaluni kama sadaka kwa Bwana. Kwa hiyo, katika </w:t>
       </w:r>
-      <w:hyperlink r:id="rId14">
-        <w:r>
-          <w:rPr>
-            <w:lang w:val="sw_KE" w:bidi="sw_KE"/>
-          </w:rPr>
-          <w:rPr>
-            <w:color w:val="0000EE"/>
-            <w:u w:val="single"/>
-          </w:rPr>
-          <w:t>2:12–17</w:t>
-        </w:r>
-      </w:hyperlink>
+      <w:r>
+        <w:rPr>
+          <w:lang w:val="sw_KE" w:bidi="sw_KE"/>
+        </w:rPr>
+        <w:t>2:12–17</w:t>
+      </w:r>
       <w:r>
         <w:rPr>
           <w:lang w:val="sw_KE" w:bidi="sw_KE"/>
@@ -373,54 +361,36 @@
         </w:rPr>
         <w:t>Katika sehemu ya pili ya kitabu (</w:t>
       </w:r>
-      <w:hyperlink r:id="rId15">
-        <w:r>
-          <w:rPr>
-            <w:lang w:val="sw_KE" w:bidi="sw_KE"/>
-          </w:rPr>
-          <w:rPr>
-            <w:color w:val="0000EE"/>
-            <w:u w:val="single"/>
-          </w:rPr>
-          <w:t>2:18–3:21</w:t>
-        </w:r>
-      </w:hyperlink>
+      <w:r>
+        <w:rPr>
+          <w:lang w:val="sw_KE" w:bidi="sw_KE"/>
+        </w:rPr>
+        <w:t>2:18–3:21</w:t>
+      </w:r>
       <w:r>
         <w:rPr>
           <w:lang w:val="sw_KE" w:bidi="sw_KE"/>
         </w:rPr>
         <w:t xml:space="preserve">), Bwana anaahidi kuwahurumia watu wake na kurejesha ardhi yao baada ya janga la nzige. Katika </w:t>
       </w:r>
-      <w:hyperlink r:id="rId16">
-        <w:r>
-          <w:rPr>
-            <w:lang w:val="sw_KE" w:bidi="sw_KE"/>
-          </w:rPr>
-          <w:rPr>
-            <w:color w:val="0000EE"/>
-            <w:u w:val="single"/>
-          </w:rPr>
-          <w:t>2:18–27</w:t>
-        </w:r>
-      </w:hyperlink>
+      <w:r>
+        <w:rPr>
+          <w:lang w:val="sw_KE" w:bidi="sw_KE"/>
+        </w:rPr>
+        <w:t>2:18–27</w:t>
+      </w:r>
       <w:r>
         <w:rPr>
           <w:lang w:val="sw_KE" w:bidi="sw_KE"/>
         </w:rPr>
         <w:t xml:space="preserve">, Yoeli anaelezea jinsi Mungu atakavyorejesha maisha yao ya kimwili katika siku za usoni za karibu, akijaza tena mashamba yao, bustani, mashamba ya mizabibu, na mifugo. Katika </w:t>
       </w:r>
-      <w:hyperlink r:id="rId17">
-        <w:r>
-          <w:rPr>
-            <w:lang w:val="sw_KE" w:bidi="sw_KE"/>
-          </w:rPr>
-          <w:rPr>
-            <w:color w:val="0000EE"/>
-            <w:u w:val="single"/>
-          </w:rPr>
-          <w:t>2:28–3:21</w:t>
-        </w:r>
-      </w:hyperlink>
+      <w:r>
+        <w:rPr>
+          <w:lang w:val="sw_KE" w:bidi="sw_KE"/>
+        </w:rPr>
+        <w:t>2:28–3:21</w:t>
+      </w:r>
       <w:r>
         <w:rPr>
           <w:lang w:val="sw_KE" w:bidi="sw_KE"/>
@@ -452,36 +422,24 @@
         </w:rPr>
         <w:t xml:space="preserve">Hatuna uhakika nabii Yoeli aliishi na kutoa unabii wakati gani. Yoeli hajataja wafalme aliowahudumia (linganisha, kwa mfano, </w:t>
       </w:r>
-      <w:hyperlink r:id="rId18">
-        <w:r>
-          <w:rPr>
-            <w:lang w:val="sw_KE" w:bidi="sw_KE"/>
-          </w:rPr>
-          <w:rPr>
-            <w:color w:val="0000EE"/>
-            <w:u w:val="single"/>
-          </w:rPr>
-          <w:t>Amosi 1:1</w:t>
-        </w:r>
-      </w:hyperlink>
+      <w:r>
+        <w:rPr>
+          <w:lang w:val="sw_KE" w:bidi="sw_KE"/>
+        </w:rPr>
+        <w:t>Amosi 1:1</w:t>
+      </w:r>
       <w:r>
         <w:rPr>
           <w:lang w:val="sw_KE" w:bidi="sw_KE"/>
         </w:rPr>
         <w:t xml:space="preserve">; </w:t>
       </w:r>
-      <w:hyperlink r:id="rId19">
-        <w:r>
-          <w:rPr>
-            <w:lang w:val="sw_KE" w:bidi="sw_KE"/>
-          </w:rPr>
-          <w:rPr>
-            <w:color w:val="0000EE"/>
-            <w:u w:val="single"/>
-          </w:rPr>
-          <w:t>Mic 1:1</w:t>
-        </w:r>
-      </w:hyperlink>
+      <w:r>
+        <w:rPr>
+          <w:lang w:val="sw_KE" w:bidi="sw_KE"/>
+        </w:rPr>
+        <w:t>Mic 1:1</w:t>
+      </w:r>
       <w:r>
         <w:rPr>
           <w:lang w:val="sw_KE" w:bidi="sw_KE"/>
@@ -502,36 +460,24 @@
         </w:rPr>
         <w:t xml:space="preserve">Katika Biblia za Kiebrania na Kiingereza, Yoeli amewekwa kati ya Hosea na Amosi, ambao walitabiri katika miaka ya 700 Kabla Krisot (KK). Hii imefanya baadhi ya watu kupendekeza kwamba Yoeli alikuwa nabii wa mapema ambaye huenda aliishi hata kabla ya Amosi na Hosea. Kwa sababu kitabu hakitaja mfalme na kinaheshimu ukuhani, wafasiri hawa wanaamini kwamba Yoeli alitabiri wakati Yoashi (835–796 KK) alipokuwa bado mtoto, na ufalme ulikuwa chini ya usimamizi wa Yehoyada kuhani (tazama </w:t>
       </w:r>
-      <w:hyperlink r:id="rId20">
-        <w:r>
-          <w:rPr>
-            <w:lang w:val="sw_KE" w:bidi="sw_KE"/>
-          </w:rPr>
-          <w:rPr>
-            <w:color w:val="0000EE"/>
-            <w:u w:val="single"/>
-          </w:rPr>
-          <w:t>Yoeli 2:17</w:t>
-        </w:r>
-      </w:hyperlink>
+      <w:r>
+        <w:rPr>
+          <w:lang w:val="sw_KE" w:bidi="sw_KE"/>
+        </w:rPr>
+        <w:t>Yoeli 2:17</w:t>
+      </w:r>
       <w:r>
         <w:rPr>
           <w:lang w:val="sw_KE" w:bidi="sw_KE"/>
         </w:rPr>
         <w:t xml:space="preserve">; tazama pia </w:t>
       </w:r>
-      <w:hyperlink r:id="rId21">
-        <w:r>
-          <w:rPr>
-            <w:lang w:val="sw_KE" w:bidi="sw_KE"/>
-          </w:rPr>
-          <w:rPr>
-            <w:color w:val="0000EE"/>
-            <w:u w:val="single"/>
-          </w:rPr>
-          <w:t>2 Fal 12:1–21</w:t>
-        </w:r>
-      </w:hyperlink>
+      <w:r>
+        <w:rPr>
+          <w:lang w:val="sw_KE" w:bidi="sw_KE"/>
+        </w:rPr>
+        <w:t>2 Fal 12:1–21</w:t>
+      </w:r>
       <w:r>
         <w:rPr>
           <w:lang w:val="sw_KE" w:bidi="sw_KE"/>
@@ -605,18 +551,12 @@
         </w:rPr>
         <w:t>Katika kitabu cha Yoeli, tunaona wazi ukuu wa Mungu juu ya uumbaji wote. Yeye ni Bwana wa ulimwengu wa asili na ustaarabu wa binadamu. Janga la nzige halikuwa tukio la kiasili tu; jeshi la wadudu lilikuja kwa amri ya Mungu (</w:t>
       </w:r>
-      <w:hyperlink r:id="rId22">
-        <w:r>
-          <w:rPr>
-            <w:lang w:val="sw_KE" w:bidi="sw_KE"/>
-          </w:rPr>
-          <w:rPr>
-            <w:color w:val="0000EE"/>
-            <w:u w:val="single"/>
-          </w:rPr>
-          <w:t>2:11</w:t>
-        </w:r>
-      </w:hyperlink>
+      <w:r>
+        <w:rPr>
+          <w:lang w:val="sw_KE" w:bidi="sw_KE"/>
+        </w:rPr>
+        <w:t>2:11</w:t>
+      </w:r>
       <w:r>
         <w:rPr>
           <w:lang w:val="sw_KE" w:bidi="sw_KE"/>
@@ -637,36 +577,24 @@
         </w:rPr>
         <w:t>Kutokana na dhambi za binadamu kuathiri vibaya dunia ya asili, Yoeli anawaalika watu wa Yuda na Yerusalemu kutubu. Yoeli anaweza kuwapa Waisraeli nafasi ya kutubu kwa sababu anajua kwamba Mungu ni mwenye rehema na huruma. Ni asili ya Mungu kusamehe wale wanaotubu badala ya kuwahukumu, kurejesha badala ya kuharibu. Akinukuu maandiko ya kale (</w:t>
       </w:r>
-      <w:hyperlink r:id="rId23">
-        <w:r>
-          <w:rPr>
-            <w:lang w:val="sw_KE" w:bidi="sw_KE"/>
-          </w:rPr>
-          <w:rPr>
-            <w:color w:val="0000EE"/>
-            <w:u w:val="single"/>
-          </w:rPr>
-          <w:t>Kutoka 34:6–7</w:t>
-        </w:r>
-      </w:hyperlink>
+      <w:r>
+        <w:rPr>
+          <w:lang w:val="sw_KE" w:bidi="sw_KE"/>
+        </w:rPr>
+        <w:t>Kutoka 34:6–7</w:t>
+      </w:r>
       <w:r>
         <w:rPr>
           <w:lang w:val="sw_KE" w:bidi="sw_KE"/>
         </w:rPr>
         <w:t>), Yoeli anapanua mwaliko wa neema wa Mungu kwa Waisraeli: “Mrudieni Bwana Mungu wenu, kwa maana yeye ni mwenye rehema na huruma, si mwepesi wa hasira na amejaa upendo usio na kikomo” (</w:t>
       </w:r>
-      <w:hyperlink r:id="rId24">
-        <w:r>
-          <w:rPr>
-            <w:lang w:val="sw_KE" w:bidi="sw_KE"/>
-          </w:rPr>
-          <w:rPr>
-            <w:color w:val="0000EE"/>
-            <w:u w:val="single"/>
-          </w:rPr>
-          <w:t>Yoeli 2:13</w:t>
-        </w:r>
-      </w:hyperlink>
+      <w:r>
+        <w:rPr>
+          <w:lang w:val="sw_KE" w:bidi="sw_KE"/>
+        </w:rPr>
+        <w:t>Yoeli 2:13</w:t>
+      </w:r>
       <w:r>
         <w:rPr>
           <w:lang w:val="sw_KE" w:bidi="sw_KE"/>
@@ -687,72 +615,48 @@
         </w:rPr>
         <w:t xml:space="preserve">Kwa Yoeli, njia sahihi ya kuonyesha toba ilikuwa kupitia ibada rasmi ya hekalu inayoongozwa na makuhani. Hii inaweza kuonekana ya kushangaza kwa sababu manabii wengine kadhaa wanakemea ibada rasmi kutokana na ufisadi uliokithiri miongoni mwa makuhani na viongozi (tazama </w:t>
       </w:r>
-      <w:hyperlink r:id="rId25">
-        <w:r>
-          <w:rPr>
-            <w:lang w:val="sw_KE" w:bidi="sw_KE"/>
-          </w:rPr>
-          <w:rPr>
-            <w:color w:val="0000EE"/>
-            <w:u w:val="single"/>
-          </w:rPr>
-          <w:t>Isa 1:10–18</w:t>
-        </w:r>
-      </w:hyperlink>
+      <w:r>
+        <w:rPr>
+          <w:lang w:val="sw_KE" w:bidi="sw_KE"/>
+        </w:rPr>
+        <w:t>Isa 1:10–18</w:t>
+      </w:r>
       <w:r>
         <w:rPr>
           <w:lang w:val="sw_KE" w:bidi="sw_KE"/>
         </w:rPr>
         <w:t xml:space="preserve">; </w:t>
       </w:r>
-      <w:hyperlink r:id="rId26">
-        <w:r>
-          <w:rPr>
-            <w:lang w:val="sw_KE" w:bidi="sw_KE"/>
-          </w:rPr>
-          <w:rPr>
-            <w:color w:val="0000EE"/>
-            <w:u w:val="single"/>
-          </w:rPr>
-          <w:t>Amosi 5:21–24</w:t>
-        </w:r>
-      </w:hyperlink>
+      <w:r>
+        <w:rPr>
+          <w:lang w:val="sw_KE" w:bidi="sw_KE"/>
+        </w:rPr>
+        <w:t>Amosi 5:21–24</w:t>
+      </w:r>
       <w:r>
         <w:rPr>
           <w:lang w:val="sw_KE" w:bidi="sw_KE"/>
         </w:rPr>
         <w:t>), lakini Yoeli alitambua thamani ya ibada wakati inapofanywa kwa moyo wa dhati uliofunguka kikamilifu kwa Mungu (mtazamo unaojulikana wa manabii wa baada ya uhamisho—tazama Hagai, Zekaria, na Malaki). Katika ibada, ukweli wa milele usioonekana unawakilishwa na vitu na vitendo vya kimwili. Hata hivyo, nabii anakumbusha Waisraeli kwamba dini ni zaidi ya maonyesho ya nje; ibada ya kweli inajengwa juu ya mabadiliko ya ndani (</w:t>
       </w:r>
-      <w:hyperlink r:id="rId24">
-        <w:r>
-          <w:rPr>
-            <w:lang w:val="sw_KE" w:bidi="sw_KE"/>
-          </w:rPr>
-          <w:rPr>
-            <w:color w:val="0000EE"/>
-            <w:u w:val="single"/>
-          </w:rPr>
-          <w:t>Yoeli 2:13</w:t>
-        </w:r>
-      </w:hyperlink>
+      <w:r>
+        <w:rPr>
+          <w:lang w:val="sw_KE" w:bidi="sw_KE"/>
+        </w:rPr>
+        <w:t>Yoeli 2:13</w:t>
+      </w:r>
       <w:r>
         <w:rPr>
           <w:lang w:val="sw_KE" w:bidi="sw_KE"/>
         </w:rPr>
         <w:t xml:space="preserve">). Suluhisho la ibada potovu si kuacha ibada, bali kumwabudu Mungu katika roho na kweli (tazama </w:t>
       </w:r>
-      <w:hyperlink r:id="rId27">
-        <w:r>
-          <w:rPr>
-            <w:lang w:val="sw_KE" w:bidi="sw_KE"/>
-          </w:rPr>
-          <w:rPr>
-            <w:color w:val="0000EE"/>
-            <w:u w:val="single"/>
-          </w:rPr>
-          <w:t>Yohana 4:23–24</w:t>
-        </w:r>
-      </w:hyperlink>
+      <w:r>
+        <w:rPr>
+          <w:lang w:val="sw_KE" w:bidi="sw_KE"/>
+        </w:rPr>
+        <w:t>Yohana 4:23–24</w:t>
+      </w:r>
       <w:r>
         <w:rPr>
           <w:lang w:val="sw_KE" w:bidi="sw_KE"/>
@@ -773,126 +677,84 @@
         </w:rPr>
         <w:t>Kwa watu waliokumbwa na maafa, Yoeli alileta ujumbe kwamba Mungu wao alikuwa na udhibiti kamili wa siku zijazo. Aliwahakikishia kwamba katika Siku ya Bwana, Mungu angeingilia kati ulimwengu kuhukumu waovu na kuanzisha amani na haki (</w:t>
       </w:r>
-      <w:hyperlink r:id="rId28">
-        <w:r>
-          <w:rPr>
-            <w:lang w:val="sw_KE" w:bidi="sw_KE"/>
-          </w:rPr>
-          <w:rPr>
-            <w:color w:val="0000EE"/>
-            <w:u w:val="single"/>
-          </w:rPr>
-          <w:t>Yoeli 1:15</w:t>
-        </w:r>
-      </w:hyperlink>
+      <w:r>
+        <w:rPr>
+          <w:lang w:val="sw_KE" w:bidi="sw_KE"/>
+        </w:rPr>
+        <w:t>Yoeli 1:15</w:t>
+      </w:r>
       <w:r>
         <w:rPr>
           <w:lang w:val="sw_KE" w:bidi="sw_KE"/>
         </w:rPr>
         <w:t xml:space="preserve">; </w:t>
       </w:r>
-      <w:hyperlink r:id="rId29">
-        <w:r>
-          <w:rPr>
-            <w:lang w:val="sw_KE" w:bidi="sw_KE"/>
-          </w:rPr>
-          <w:rPr>
-            <w:color w:val="0000EE"/>
-            <w:u w:val="single"/>
-          </w:rPr>
-          <w:t>2:1</w:t>
-        </w:r>
-      </w:hyperlink>
+      <w:r>
+        <w:rPr>
+          <w:lang w:val="sw_KE" w:bidi="sw_KE"/>
+        </w:rPr>
+        <w:t>2:1</w:t>
+      </w:r>
       <w:r>
         <w:rPr>
           <w:lang w:val="sw_KE" w:bidi="sw_KE"/>
         </w:rPr>
         <w:t>). Kisha atamimina Roho wake juu ya watu wa kila daraja, jinsia, na umri, na kufanya iwezekane kwa watu wake kuishi kulingana na sheria yake. Mambo mabaya ambayo mara nyingi hutawala ulimwengu wetu ulioanguka yatarekebishwa tu wakati Mungu atakapokuja kikamilifu na hatimaye katika uumbaji wake (</w:t>
       </w:r>
-      <w:hyperlink r:id="rId17">
-        <w:r>
-          <w:rPr>
-            <w:lang w:val="sw_KE" w:bidi="sw_KE"/>
-          </w:rPr>
-          <w:rPr>
-            <w:color w:val="0000EE"/>
-            <w:u w:val="single"/>
-          </w:rPr>
-          <w:t>Yoeli 2:28–3:21</w:t>
-        </w:r>
-      </w:hyperlink>
+      <w:r>
+        <w:rPr>
+          <w:lang w:val="sw_KE" w:bidi="sw_KE"/>
+        </w:rPr>
+        <w:t>Yoeli 2:28–3:21</w:t>
+      </w:r>
       <w:r>
         <w:rPr>
           <w:lang w:val="sw_KE" w:bidi="sw_KE"/>
         </w:rPr>
         <w:t xml:space="preserve">; tazama </w:t>
       </w:r>
-      <w:hyperlink r:id="rId30">
-        <w:r>
-          <w:rPr>
-            <w:lang w:val="sw_KE" w:bidi="sw_KE"/>
-          </w:rPr>
-          <w:rPr>
-            <w:color w:val="0000EE"/>
-            <w:u w:val="single"/>
-          </w:rPr>
-          <w:t>Matt 16:27</w:t>
-        </w:r>
-      </w:hyperlink>
+      <w:r>
+        <w:rPr>
+          <w:lang w:val="sw_KE" w:bidi="sw_KE"/>
+        </w:rPr>
+        <w:t>Matt 16:27</w:t>
+      </w:r>
       <w:r>
         <w:rPr>
           <w:lang w:val="sw_KE" w:bidi="sw_KE"/>
         </w:rPr>
         <w:t xml:space="preserve">; </w:t>
       </w:r>
-      <w:hyperlink r:id="rId31">
-        <w:r>
-          <w:rPr>
-            <w:lang w:val="sw_KE" w:bidi="sw_KE"/>
-          </w:rPr>
-          <w:rPr>
-            <w:color w:val="0000EE"/>
-            <w:u w:val="single"/>
-          </w:rPr>
-          <w:t>Matendo 2:16–40</w:t>
-        </w:r>
-      </w:hyperlink>
+      <w:r>
+        <w:rPr>
+          <w:lang w:val="sw_KE" w:bidi="sw_KE"/>
+        </w:rPr>
+        <w:t>Matendo 2:16–40</w:t>
+      </w:r>
       <w:r>
         <w:rPr>
           <w:lang w:val="sw_KE" w:bidi="sw_KE"/>
         </w:rPr>
         <w:t xml:space="preserve">; </w:t>
       </w:r>
-      <w:hyperlink r:id="rId32">
-        <w:r>
-          <w:rPr>
-            <w:lang w:val="sw_KE" w:bidi="sw_KE"/>
-          </w:rPr>
-          <w:rPr>
-            <w:color w:val="0000EE"/>
-            <w:u w:val="single"/>
-          </w:rPr>
-          <w:t>Col 2:13–22</w:t>
-        </w:r>
-      </w:hyperlink>
+      <w:r>
+        <w:rPr>
+          <w:lang w:val="sw_KE" w:bidi="sw_KE"/>
+        </w:rPr>
+        <w:t>Col 2:13–22</w:t>
+      </w:r>
       <w:r>
         <w:rPr>
           <w:lang w:val="sw_KE" w:bidi="sw_KE"/>
         </w:rPr>
         <w:t xml:space="preserve">; </w:t>
       </w:r>
-      <w:hyperlink r:id="rId33">
-        <w:r>
-          <w:rPr>
-            <w:lang w:val="sw_KE" w:bidi="sw_KE"/>
-          </w:rPr>
-          <w:rPr>
-            <w:color w:val="0000EE"/>
-            <w:u w:val="single"/>
-          </w:rPr>
-          <w:t>Rev 21–22</w:t>
-        </w:r>
-      </w:hyperlink>
+      <w:r>
+        <w:rPr>
+          <w:lang w:val="sw_KE" w:bidi="sw_KE"/>
+        </w:rPr>
+        <w:t>Rev 21–22</w:t>
+      </w:r>
       <w:r>
         <w:rPr>
           <w:lang w:val="sw_KE" w:bidi="sw_KE"/>
